--- a/Lab3/ТИ_3лаба_Шутко_Мирослав_.docx
+++ b/Lab3/ТИ_3лаба_Шутко_Мирослав_.docx
@@ -266,15 +266,7 @@
         <w:t xml:space="preserve"> </w:t>
       </w:r>
       <w:r>
-        <w:t xml:space="preserve">                 </w:t>
-      </w:r>
-      <w:proofErr w:type="gramStart"/>
-      <w:r>
-        <w:t xml:space="preserve">студент:   </w:t>
-      </w:r>
-      <w:proofErr w:type="gramEnd"/>
-      <w:r>
-        <w:t>гр.</w:t>
+        <w:t xml:space="preserve">                 студент:   гр.</w:t>
       </w:r>
       <w:r>
         <w:t>451002</w:t>
@@ -302,23 +294,10 @@
         <w:pStyle w:val="ac"/>
       </w:pPr>
       <w:r>
-        <w:t xml:space="preserve">                  </w:t>
-      </w:r>
-      <w:proofErr w:type="gramStart"/>
-      <w:r>
-        <w:t xml:space="preserve">Проверил:   </w:t>
-      </w:r>
-      <w:proofErr w:type="gramEnd"/>
-      <w:r>
-        <w:t xml:space="preserve">                                                                 </w:t>
-      </w:r>
-      <w:proofErr w:type="spellStart"/>
-      <w:r>
-        <w:t>Болтак</w:t>
-      </w:r>
-      <w:proofErr w:type="spellEnd"/>
-      <w:r>
-        <w:t xml:space="preserve"> С</w:t>
+        <w:t xml:space="preserve">                  Проверил:                                                                    </w:t>
+      </w:r>
+      <w:r>
+        <w:t>Болтак С</w:t>
       </w:r>
       <w:r>
         <w:t>.</w:t>
@@ -505,15 +484,7 @@
         <w:t xml:space="preserve">исходного и </w:t>
       </w:r>
       <w:r>
-        <w:t xml:space="preserve">зашифрованного файла (сохраненного на диске в виде потока </w:t>
-      </w:r>
-      <w:proofErr w:type="gramStart"/>
-      <w:r>
-        <w:t>байтов)  на</w:t>
-      </w:r>
-      <w:proofErr w:type="gramEnd"/>
-      <w:r>
-        <w:t xml:space="preserve"> экран в виде чисел в </w:t>
+        <w:t xml:space="preserve">зашифрованного файла (сохраненного на диске в виде потока байтов)  на экран в виде чисел в </w:t>
       </w:r>
       <w:r>
         <w:t>десятичной</w:t>
@@ -594,21 +565,13 @@
         <w:pStyle w:val="ae"/>
       </w:pPr>
       <w:r>
-        <w:t xml:space="preserve">Тестовая </w:t>
-      </w:r>
-      <w:proofErr w:type="gramStart"/>
-      <w:r>
-        <w:t xml:space="preserve">ситуация: </w:t>
+        <w:t xml:space="preserve">Тестовая ситуация: </w:t>
       </w:r>
       <w:r>
         <w:t xml:space="preserve"> </w:t>
       </w:r>
       <w:r>
-        <w:t>шифрование</w:t>
-      </w:r>
-      <w:proofErr w:type="gramEnd"/>
-      <w:r>
-        <w:t xml:space="preserve"> файла с расширением </w:t>
+        <w:t xml:space="preserve">шифрование файла с расширением </w:t>
       </w:r>
       <w:r>
         <w:rPr>
@@ -944,9 +907,6 @@
       <w:pPr>
         <w:pStyle w:val="ae"/>
         <w:ind w:firstLine="0"/>
-        <w:rPr>
-          <w:lang w:val="en-US"/>
-        </w:rPr>
       </w:pPr>
     </w:p>
     <w:p>
@@ -975,6 +935,9 @@
         <w:jc w:val="center"/>
       </w:pPr>
       <w:r>
+        <w:rPr>
+          <w:noProof/>
+        </w:rPr>
         <w:drawing>
           <wp:inline distT="0" distB="0" distL="0" distR="0" wp14:anchorId="694BDBC1" wp14:editId="082A59D4">
             <wp:extent cx="5348913" cy="4675367"/>
@@ -1111,6 +1074,9 @@
         <w:jc w:val="center"/>
       </w:pPr>
       <w:r>
+        <w:rPr>
+          <w:noProof/>
+        </w:rPr>
         <w:lastRenderedPageBreak/>
         <w:drawing>
           <wp:inline distT="0" distB="0" distL="0" distR="0" wp14:anchorId="2C753940" wp14:editId="091FFCB2">
@@ -1162,9 +1128,6 @@
         <w:t xml:space="preserve">Рисунок </w:t>
       </w:r>
       <w:r>
-        <w:rPr>
-          <w:lang w:val="en-US"/>
-        </w:rPr>
         <w:t>6</w:t>
       </w:r>
       <w:r>
@@ -1194,6 +1157,9 @@
         <w:jc w:val="center"/>
       </w:pPr>
       <w:r>
+        <w:rPr>
+          <w:noProof/>
+        </w:rPr>
         <w:drawing>
           <wp:inline distT="0" distB="0" distL="0" distR="0" wp14:anchorId="52E4909E" wp14:editId="67EF9422">
             <wp:extent cx="4784043" cy="4102873"/>
@@ -1315,9 +1281,6 @@
         <w:t xml:space="preserve">Рисунок </w:t>
       </w:r>
       <w:r>
-        <w:rPr>
-          <w:lang w:val="en-US"/>
-        </w:rPr>
         <w:t>8</w:t>
       </w:r>
       <w:r>
@@ -1466,9 +1429,6 @@
         <w:t xml:space="preserve">Рисунок </w:t>
       </w:r>
       <w:r>
-        <w:rPr>
-          <w:lang w:val="en-US"/>
-        </w:rPr>
         <w:t>9</w:t>
       </w:r>
       <w:r>
@@ -1599,6 +1559,7 @@
       </w:pPr>
       <w:r>
         <w:rPr>
+          <w:noProof/>
           <w:lang w:val="en-US"/>
         </w:rPr>
         <w:lastRenderedPageBreak/>
@@ -1659,9 +1620,6 @@
         <w:t>1</w:t>
       </w:r>
       <w:r>
-        <w:rPr>
-          <w:lang w:val="en-US"/>
-        </w:rPr>
         <w:t>1</w:t>
       </w:r>
       <w:r>
@@ -1686,9 +1644,6 @@
     <w:p>
       <w:pPr>
         <w:pStyle w:val="ae"/>
-        <w:rPr>
-          <w:lang w:val="en-US"/>
-        </w:rPr>
       </w:pPr>
       <w:r>
         <w:t>Полученный результат (шифрование):</w:t>
@@ -1697,21 +1652,19 @@
     <w:p>
       <w:pPr>
         <w:pStyle w:val="ae"/>
-        <w:rPr>
-          <w:lang w:val="en-US"/>
-        </w:rPr>
-      </w:pPr>
-    </w:p>
-    <w:p>
-      <w:pPr>
-        <w:pStyle w:val="ae"/>
-        <w:jc w:val="center"/>
-        <w:rPr>
-          <w:lang w:val="en-US"/>
-        </w:rPr>
-      </w:pPr>
-      <w:r>
-        <w:rPr>
+      </w:pPr>
+    </w:p>
+    <w:p>
+      <w:pPr>
+        <w:pStyle w:val="ae"/>
+        <w:jc w:val="center"/>
+        <w:rPr>
+          <w:lang w:val="en-US"/>
+        </w:rPr>
+      </w:pPr>
+      <w:r>
+        <w:rPr>
+          <w:noProof/>
           <w:lang w:val="en-US"/>
         </w:rPr>
         <w:drawing>
@@ -1794,9 +1747,9 @@
         </w:rPr>
         <w:lastRenderedPageBreak/>
         <w:drawing>
-          <wp:inline distT="0" distB="0" distL="0" distR="0" wp14:anchorId="6616F1F1" wp14:editId="76035409">
-            <wp:extent cx="2651760" cy="1878331"/>
-            <wp:effectExtent l="0" t="0" r="0" b="7620"/>
+          <wp:inline distT="0" distB="0" distL="0" distR="0" wp14:anchorId="6616F1F1" wp14:editId="2FD3838A">
+            <wp:extent cx="2130949" cy="1509423"/>
+            <wp:effectExtent l="0" t="0" r="3175" b="0"/>
             <wp:docPr id="735303245" name="Рисунок 1"/>
             <wp:cNvGraphicFramePr>
               <a:graphicFrameLocks xmlns:a="http://schemas.openxmlformats.org/drawingml/2006/main" noChangeAspect="1"/>
@@ -1817,7 +1770,7 @@
                   <pic:spPr>
                     <a:xfrm>
                       <a:off x="0" y="0"/>
-                      <a:ext cx="2652140" cy="1878600"/>
+                      <a:ext cx="2136998" cy="1513708"/>
                     </a:xfrm>
                     <a:prstGeom prst="rect">
                       <a:avLst/>
@@ -1832,11 +1785,6 @@
     </w:p>
     <w:p>
       <w:pPr>
-        <w:jc w:val="center"/>
-      </w:pPr>
-    </w:p>
-    <w:p>
-      <w:pPr>
         <w:pStyle w:val="af1"/>
       </w:pPr>
       <w:r>
@@ -1846,9 +1794,6 @@
         <w:t>1</w:t>
       </w:r>
       <w:r>
-        <w:rPr>
-          <w:lang w:val="en-US"/>
-        </w:rPr>
         <w:t>3</w:t>
       </w:r>
       <w:r>
@@ -1858,20 +1803,74 @@
         <w:t>2</w:t>
       </w:r>
     </w:p>
+    <w:p/>
+    <w:p>
+      <w:r>
+        <w:drawing>
+          <wp:inline distT="0" distB="0" distL="0" distR="0" wp14:anchorId="40A5A11B" wp14:editId="3143B78F">
+            <wp:extent cx="5420563" cy="1883146"/>
+            <wp:effectExtent l="0" t="0" r="0" b="3175"/>
+            <wp:docPr id="309383378" name="Рисунок 1"/>
+            <wp:cNvGraphicFramePr>
+              <a:graphicFrameLocks xmlns:a="http://schemas.openxmlformats.org/drawingml/2006/main" noChangeAspect="1"/>
+            </wp:cNvGraphicFramePr>
+            <a:graphic xmlns:a="http://schemas.openxmlformats.org/drawingml/2006/main">
+              <a:graphicData uri="http://schemas.openxmlformats.org/drawingml/2006/picture">
+                <pic:pic xmlns:pic="http://schemas.openxmlformats.org/drawingml/2006/picture">
+                  <pic:nvPicPr>
+                    <pic:cNvPr id="309383378" name=""/>
+                    <pic:cNvPicPr/>
+                  </pic:nvPicPr>
+                  <pic:blipFill>
+                    <a:blip r:embed="rId18"/>
+                    <a:stretch>
+                      <a:fillRect/>
+                    </a:stretch>
+                  </pic:blipFill>
+                  <pic:spPr>
+                    <a:xfrm>
+                      <a:off x="0" y="0"/>
+                      <a:ext cx="5442847" cy="1890888"/>
+                    </a:xfrm>
+                    <a:prstGeom prst="rect">
+                      <a:avLst/>
+                    </a:prstGeom>
+                  </pic:spPr>
+                </pic:pic>
+              </a:graphicData>
+            </a:graphic>
+          </wp:inline>
+        </w:drawing>
+      </w:r>
+    </w:p>
+    <w:p>
+      <w:pPr>
+        <w:jc w:val="center"/>
+      </w:pPr>
+      <w:r>
+        <w:t xml:space="preserve">Рисунок </w:t>
+      </w:r>
+      <w:r>
+        <w:t>1</w:t>
+      </w:r>
+      <w:r>
+        <w:t>4</w:t>
+      </w:r>
+      <w:r>
+        <w:t xml:space="preserve"> – Полученный результат. Тест </w:t>
+      </w:r>
+      <w:r>
+        <w:t>2</w:t>
+      </w:r>
+    </w:p>
     <w:p>
       <w:pPr>
         <w:ind w:firstLine="0"/>
-        <w:rPr>
-          <w:lang w:val="en-US"/>
-        </w:rPr>
-      </w:pPr>
-    </w:p>
-    <w:p>
-      <w:pPr>
-        <w:pStyle w:val="ae"/>
-        <w:rPr>
-          <w:lang w:val="en-US"/>
-        </w:rPr>
+      </w:pPr>
+    </w:p>
+    <w:p>
+      <w:pPr>
+        <w:pStyle w:val="ae"/>
       </w:pPr>
       <w:r>
         <w:t>Полученный результат (дешифрование):</w:t>
@@ -1879,21 +1878,16 @@
     </w:p>
     <w:p>
       <w:pPr>
-        <w:pStyle w:val="ae"/>
-        <w:rPr>
-          <w:lang w:val="en-US"/>
-        </w:rPr>
-      </w:pPr>
-    </w:p>
-    <w:p>
-      <w:pPr>
-        <w:jc w:val="center"/>
-      </w:pPr>
-      <w:r>
+        <w:jc w:val="center"/>
+      </w:pPr>
+      <w:r>
+        <w:rPr>
+          <w:noProof/>
+        </w:rPr>
         <w:drawing>
-          <wp:inline distT="0" distB="0" distL="0" distR="0" wp14:anchorId="35A4CE76" wp14:editId="7690779C">
-            <wp:extent cx="5271714" cy="4414039"/>
-            <wp:effectExtent l="0" t="0" r="5715" b="5715"/>
+          <wp:inline distT="0" distB="0" distL="0" distR="0" wp14:anchorId="35A4CE76" wp14:editId="51451A8C">
+            <wp:extent cx="5197987" cy="4352306"/>
+            <wp:effectExtent l="0" t="0" r="3175" b="0"/>
             <wp:docPr id="1647451392" name="Рисунок 1"/>
             <wp:cNvGraphicFramePr>
               <a:graphicFrameLocks xmlns:a="http://schemas.openxmlformats.org/drawingml/2006/main" noChangeAspect="1"/>
@@ -1906,7 +1900,7 @@
                     <pic:cNvPicPr/>
                   </pic:nvPicPr>
                   <pic:blipFill>
-                    <a:blip r:embed="rId18"/>
+                    <a:blip r:embed="rId19"/>
                     <a:stretch>
                       <a:fillRect/>
                     </a:stretch>
@@ -1914,7 +1908,7 @@
                   <pic:spPr>
                     <a:xfrm>
                       <a:off x="0" y="0"/>
-                      <a:ext cx="5283023" cy="4423508"/>
+                      <a:ext cx="5236978" cy="4384953"/>
                     </a:xfrm>
                     <a:prstGeom prst="rect">
                       <a:avLst/>
@@ -1927,7 +1921,6 @@
         </w:drawing>
       </w:r>
     </w:p>
-    <w:p/>
     <w:p>
       <w:pPr>
         <w:pStyle w:val="af1"/>
@@ -1939,10 +1932,7 @@
         <w:t>1</w:t>
       </w:r>
       <w:r>
-        <w:rPr>
-          <w:lang w:val="en-US"/>
-        </w:rPr>
-        <w:t>4</w:t>
+        <w:t>5</w:t>
       </w:r>
       <w:r>
         <w:t xml:space="preserve"> – Полученный результат. Тест </w:t>
@@ -1981,7 +1971,7 @@
                     <pic:cNvPicPr/>
                   </pic:nvPicPr>
                   <pic:blipFill>
-                    <a:blip r:embed="rId19"/>
+                    <a:blip r:embed="rId20"/>
                     <a:stretch>
                       <a:fillRect/>
                     </a:stretch>
@@ -2013,9 +2003,6 @@
     <w:p>
       <w:pPr>
         <w:pStyle w:val="af1"/>
-        <w:rPr>
-          <w:lang w:val="en-US"/>
-        </w:rPr>
       </w:pPr>
       <w:r>
         <w:t xml:space="preserve">Рисунок </w:t>
@@ -2024,10 +2011,7 @@
         <w:t>1</w:t>
       </w:r>
       <w:r>
-        <w:rPr>
-          <w:lang w:val="en-US"/>
-        </w:rPr>
-        <w:t>5</w:t>
+        <w:t>6</w:t>
       </w:r>
       <w:r>
         <w:t xml:space="preserve"> – Полученный результат. Тест </w:t>
@@ -2122,7 +2106,7 @@
                     <pic:cNvPicPr/>
                   </pic:nvPicPr>
                   <pic:blipFill>
-                    <a:blip r:embed="rId20"/>
+                    <a:blip r:embed="rId21"/>
                     <a:stretch>
                       <a:fillRect/>
                     </a:stretch>
@@ -2172,10 +2156,7 @@
         <w:t>1</w:t>
       </w:r>
       <w:r>
-        <w:rPr>
-          <w:lang w:val="en-US"/>
-        </w:rPr>
-        <w:t>6</w:t>
+        <w:t>7</w:t>
       </w:r>
       <w:r>
         <w:t xml:space="preserve"> – </w:t>
@@ -2228,7 +2209,7 @@
                     <pic:cNvPicPr/>
                   </pic:nvPicPr>
                   <pic:blipFill>
-                    <a:blip r:embed="rId21"/>
+                    <a:blip r:embed="rId22"/>
                     <a:stretch>
                       <a:fillRect/>
                     </a:stretch>
@@ -2273,10 +2254,7 @@
         <w:t>1</w:t>
       </w:r>
       <w:r>
-        <w:rPr>
-          <w:lang w:val="en-US"/>
-        </w:rPr>
-        <w:t>7</w:t>
+        <w:t>8</w:t>
       </w:r>
       <w:r>
         <w:t xml:space="preserve"> – </w:t>
@@ -2309,6 +2287,7 @@
       </w:pPr>
       <w:r>
         <w:rPr>
+          <w:noProof/>
           <w:lang w:val="en-US"/>
         </w:rPr>
         <w:lastRenderedPageBreak/>
@@ -2328,7 +2307,7 @@
                     <pic:cNvPicPr/>
                   </pic:nvPicPr>
                   <pic:blipFill>
-                    <a:blip r:embed="rId22"/>
+                    <a:blip r:embed="rId23"/>
                     <a:stretch>
                       <a:fillRect/>
                     </a:stretch>
@@ -2361,9 +2340,6 @@
     <w:p>
       <w:pPr>
         <w:pStyle w:val="af1"/>
-        <w:rPr>
-          <w:lang w:val="en-US"/>
-        </w:rPr>
       </w:pPr>
       <w:r>
         <w:t xml:space="preserve">Рисунок </w:t>
@@ -2372,10 +2348,7 @@
         <w:t>1</w:t>
       </w:r>
       <w:r>
-        <w:rPr>
-          <w:lang w:val="en-US"/>
-        </w:rPr>
-        <w:t>8</w:t>
+        <w:t>9</w:t>
       </w:r>
       <w:r>
         <w:t xml:space="preserve"> – </w:t>
@@ -2414,6 +2387,7 @@
       </w:pPr>
       <w:r>
         <w:rPr>
+          <w:noProof/>
           <w:lang w:val="en-US"/>
         </w:rPr>
         <w:drawing>
@@ -2432,7 +2406,7 @@
                     <pic:cNvPicPr/>
                   </pic:nvPicPr>
                   <pic:blipFill>
-                    <a:blip r:embed="rId23"/>
+                    <a:blip r:embed="rId24"/>
                     <a:stretch>
                       <a:fillRect/>
                     </a:stretch>
@@ -2473,13 +2447,7 @@
         <w:t xml:space="preserve">Рисунок </w:t>
       </w:r>
       <w:r>
-        <w:t>1</w:t>
-      </w:r>
-      <w:r>
-        <w:rPr>
-          <w:lang w:val="en-US"/>
-        </w:rPr>
-        <w:t>9</w:t>
+        <w:t>20</w:t>
       </w:r>
       <w:r>
         <w:t xml:space="preserve"> – Полученный результат. Тест </w:t>
@@ -2512,7 +2480,7 @@
                     <pic:cNvPicPr/>
                   </pic:nvPicPr>
                   <pic:blipFill>
-                    <a:blip r:embed="rId24"/>
+                    <a:blip r:embed="rId25"/>
                     <a:stretch>
                       <a:fillRect/>
                     </a:stretch>
@@ -2552,7 +2520,10 @@
         <w:rPr>
           <w:lang w:val="en-US"/>
         </w:rPr>
-        <w:t>20</w:t>
+        <w:t>2</w:t>
+      </w:r>
+      <w:r>
+        <w:t>1</w:t>
       </w:r>
       <w:r>
         <w:t xml:space="preserve"> – Полученный результат. Тест </w:t>
@@ -2597,7 +2568,7 @@
                     <pic:cNvPicPr/>
                   </pic:nvPicPr>
                   <pic:blipFill>
-                    <a:blip r:embed="rId25"/>
+                    <a:blip r:embed="rId26"/>
                     <a:stretch>
                       <a:fillRect/>
                     </a:stretch>
@@ -2637,10 +2608,7 @@
         <w:t>2</w:t>
       </w:r>
       <w:r>
-        <w:rPr>
-          <w:lang w:val="en-US"/>
-        </w:rPr>
-        <w:t>1</w:t>
+        <w:t>2</w:t>
       </w:r>
       <w:r>
         <w:t xml:space="preserve"> – Полученный результат. Тест </w:t>
@@ -2667,6 +2635,9 @@
         <w:jc w:val="center"/>
       </w:pPr>
       <w:r>
+        <w:rPr>
+          <w:noProof/>
+        </w:rPr>
         <w:drawing>
           <wp:inline distT="0" distB="0" distL="0" distR="0" wp14:anchorId="2C688E3A" wp14:editId="7589FF50">
             <wp:extent cx="4804213" cy="4015408"/>
@@ -2683,7 +2654,7 @@
                     <pic:cNvPicPr/>
                   </pic:nvPicPr>
                   <pic:blipFill>
-                    <a:blip r:embed="rId26"/>
+                    <a:blip r:embed="rId27"/>
                     <a:stretch>
                       <a:fillRect/>
                     </a:stretch>
@@ -2716,10 +2687,7 @@
         <w:t>2</w:t>
       </w:r>
       <w:r>
-        <w:rPr>
-          <w:lang w:val="en-US"/>
-        </w:rPr>
-        <w:t>2</w:t>
+        <w:t>3</w:t>
       </w:r>
       <w:r>
         <w:t xml:space="preserve"> – Полученный результат. Тест </w:t>
@@ -2757,7 +2725,7 @@
                     <pic:cNvPicPr/>
                   </pic:nvPicPr>
                   <pic:blipFill>
-                    <a:blip r:embed="rId27"/>
+                    <a:blip r:embed="rId28"/>
                     <a:stretch>
                       <a:fillRect/>
                     </a:stretch>
@@ -2797,21 +2765,21 @@
         <w:t>2</w:t>
       </w:r>
       <w:r>
-        <w:rPr>
-          <w:lang w:val="en-US"/>
-        </w:rPr>
+        <w:t>4</w:t>
+      </w:r>
+      <w:r>
+        <w:t xml:space="preserve"> – Полученный результат. Тест </w:t>
+      </w:r>
+      <w:r>
         <w:t>3</w:t>
       </w:r>
-      <w:r>
-        <w:t xml:space="preserve"> – Полученный результат. Тест </w:t>
-      </w:r>
-      <w:r>
-        <w:t>3</w:t>
-      </w:r>
     </w:p>
     <w:p/>
     <w:p>
       <w:r>
+        <w:rPr>
+          <w:noProof/>
+        </w:rPr>
         <w:lastRenderedPageBreak/>
         <w:drawing>
           <wp:inline distT="0" distB="0" distL="0" distR="0" wp14:anchorId="085A6DFB" wp14:editId="7227F7D5">
@@ -2829,7 +2797,7 @@
                     <pic:cNvPicPr/>
                   </pic:nvPicPr>
                   <pic:blipFill>
-                    <a:blip r:embed="rId28"/>
+                    <a:blip r:embed="rId29"/>
                     <a:stretch>
                       <a:fillRect/>
                     </a:stretch>
@@ -2867,10 +2835,7 @@
         <w:t>2</w:t>
       </w:r>
       <w:r>
-        <w:rPr>
-          <w:lang w:val="en-US"/>
-        </w:rPr>
-        <w:t>4</w:t>
+        <w:t>5</w:t>
       </w:r>
       <w:r>
         <w:t xml:space="preserve"> – Полученный результат. Тест </w:t>
@@ -2950,7 +2915,7 @@
                     <pic:cNvPicPr/>
                   </pic:nvPicPr>
                   <pic:blipFill>
-                    <a:blip r:embed="rId29"/>
+                    <a:blip r:embed="rId30"/>
                     <a:stretch>
                       <a:fillRect/>
                     </a:stretch>
@@ -2991,10 +2956,7 @@
         <w:t>2</w:t>
       </w:r>
       <w:r>
-        <w:rPr>
-          <w:lang w:val="en-US"/>
-        </w:rPr>
-        <w:t>5</w:t>
+        <w:t>6</w:t>
       </w:r>
       <w:r>
         <w:t xml:space="preserve"> – </w:t>
@@ -3049,7 +3011,7 @@
                     <pic:cNvPicPr/>
                   </pic:nvPicPr>
                   <pic:blipFill>
-                    <a:blip r:embed="rId30"/>
+                    <a:blip r:embed="rId31"/>
                     <a:stretch>
                       <a:fillRect/>
                     </a:stretch>
@@ -3094,10 +3056,7 @@
         <w:t>2</w:t>
       </w:r>
       <w:r>
-        <w:rPr>
-          <w:lang w:val="en-US"/>
-        </w:rPr>
-        <w:t>6</w:t>
+        <w:t>7</w:t>
       </w:r>
       <w:r>
         <w:t xml:space="preserve"> – </w:t>
@@ -3149,7 +3108,7 @@
                     <pic:cNvPicPr/>
                   </pic:nvPicPr>
                   <pic:blipFill>
-                    <a:blip r:embed="rId31"/>
+                    <a:blip r:embed="rId32"/>
                     <a:stretch>
                       <a:fillRect/>
                     </a:stretch>
@@ -3194,10 +3153,7 @@
         <w:t>2</w:t>
       </w:r>
       <w:r>
-        <w:rPr>
-          <w:lang w:val="en-US"/>
-        </w:rPr>
-        <w:t>7</w:t>
+        <w:t>8</w:t>
       </w:r>
       <w:r>
         <w:t xml:space="preserve"> – </w:t>
@@ -3226,6 +3182,9 @@
         <w:jc w:val="center"/>
       </w:pPr>
       <w:r>
+        <w:rPr>
+          <w:noProof/>
+        </w:rPr>
         <w:drawing>
           <wp:inline distT="0" distB="0" distL="0" distR="0" wp14:anchorId="6C8A15CE" wp14:editId="08736837">
             <wp:extent cx="5877745" cy="1905266"/>
@@ -3242,7 +3201,7 @@
                     <pic:cNvPicPr/>
                   </pic:nvPicPr>
                   <pic:blipFill>
-                    <a:blip r:embed="rId32"/>
+                    <a:blip r:embed="rId33"/>
                     <a:stretch>
                       <a:fillRect/>
                     </a:stretch>
@@ -3274,10 +3233,7 @@
         <w:t>2</w:t>
       </w:r>
       <w:r>
-        <w:rPr>
-          <w:lang w:val="en-US"/>
-        </w:rPr>
-        <w:t>8</w:t>
+        <w:t>9</w:t>
       </w:r>
       <w:r>
         <w:t xml:space="preserve"> – </w:t>
@@ -3318,9 +3274,6 @@
         <w:pStyle w:val="ae"/>
         <w:ind w:firstLine="0"/>
         <w:jc w:val="center"/>
-        <w:rPr>
-          <w:lang w:val="en-US"/>
-        </w:rPr>
       </w:pPr>
     </w:p>
     <w:p>
@@ -3328,9 +3281,6 @@
         <w:pStyle w:val="ae"/>
         <w:ind w:firstLine="0"/>
         <w:jc w:val="center"/>
-        <w:rPr>
-          <w:lang w:val="en-US"/>
-        </w:rPr>
       </w:pPr>
     </w:p>
     <w:p>
@@ -3338,9 +3288,6 @@
         <w:pStyle w:val="ae"/>
         <w:ind w:firstLine="0"/>
         <w:jc w:val="center"/>
-        <w:rPr>
-          <w:lang w:val="en-US"/>
-        </w:rPr>
       </w:pPr>
     </w:p>
     <w:p>
@@ -3348,9 +3295,6 @@
         <w:pStyle w:val="ae"/>
         <w:ind w:firstLine="0"/>
         <w:jc w:val="center"/>
-        <w:rPr>
-          <w:lang w:val="en-US"/>
-        </w:rPr>
       </w:pPr>
     </w:p>
     <w:p>
@@ -3358,18 +3302,12 @@
         <w:pStyle w:val="ae"/>
         <w:ind w:firstLine="0"/>
         <w:jc w:val="center"/>
-        <w:rPr>
-          <w:lang w:val="en-US"/>
-        </w:rPr>
       </w:pPr>
     </w:p>
     <w:p>
       <w:pPr>
         <w:pStyle w:val="ae"/>
         <w:ind w:firstLine="0"/>
-        <w:rPr>
-          <w:lang w:val="en-US"/>
-        </w:rPr>
       </w:pPr>
     </w:p>
     <w:p>
@@ -3395,6 +3333,9 @@
         </w:rPr>
       </w:pPr>
       <w:r>
+        <w:rPr>
+          <w:noProof/>
+        </w:rPr>
         <w:drawing>
           <wp:inline distT="0" distB="0" distL="0" distR="0" wp14:anchorId="62E6FC82" wp14:editId="514E2098">
             <wp:extent cx="5727376" cy="3824577"/>
@@ -3411,7 +3352,7 @@
                     <pic:cNvPicPr/>
                   </pic:nvPicPr>
                   <pic:blipFill>
-                    <a:blip r:embed="rId33"/>
+                    <a:blip r:embed="rId34"/>
                     <a:stretch>
                       <a:fillRect/>
                     </a:stretch>
@@ -3449,13 +3390,7 @@
         <w:t xml:space="preserve">Рисунок </w:t>
       </w:r>
       <w:r>
-        <w:t>2</w:t>
-      </w:r>
-      <w:r>
-        <w:rPr>
-          <w:lang w:val="en-US"/>
-        </w:rPr>
-        <w:t>9</w:t>
+        <w:t>30</w:t>
       </w:r>
       <w:r>
         <w:t xml:space="preserve"> – Полученный результат. Тест </w:t>
@@ -3492,7 +3427,7 @@
                     <pic:cNvPicPr/>
                   </pic:nvPicPr>
                   <pic:blipFill>
-                    <a:blip r:embed="rId34"/>
+                    <a:blip r:embed="rId35"/>
                     <a:stretch>
                       <a:fillRect/>
                     </a:stretch>
@@ -3535,7 +3470,10 @@
         <w:rPr>
           <w:lang w:val="en-US"/>
         </w:rPr>
-        <w:t>30</w:t>
+        <w:t>3</w:t>
+      </w:r>
+      <w:r>
+        <w:t>1</w:t>
       </w:r>
       <w:r>
         <w:t xml:space="preserve"> – Полученный результат. Тест </w:t>
@@ -3553,6 +3491,9 @@
         </w:rPr>
       </w:pPr>
       <w:r>
+        <w:rPr>
+          <w:noProof/>
+        </w:rPr>
         <w:drawing>
           <wp:inline distT="0" distB="0" distL="0" distR="0" wp14:anchorId="4440BC2A" wp14:editId="5461BEAA">
             <wp:extent cx="5756745" cy="1217461"/>
@@ -3569,7 +3510,7 @@
                     <pic:cNvPicPr/>
                   </pic:nvPicPr>
                   <pic:blipFill>
-                    <a:blip r:embed="rId35"/>
+                    <a:blip r:embed="rId36"/>
                     <a:stretch>
                       <a:fillRect/>
                     </a:stretch>
@@ -3606,10 +3547,10 @@
         <w:t xml:space="preserve">Рисунок </w:t>
       </w:r>
       <w:r>
-        <w:rPr>
-          <w:lang w:val="en-US"/>
-        </w:rPr>
-        <w:t>31</w:t>
+        <w:t>3</w:t>
+      </w:r>
+      <w:r>
+        <w:t>2</w:t>
       </w:r>
       <w:r>
         <w:t xml:space="preserve"> – Полученный результат. Тест </w:t>
@@ -3621,25 +3562,16 @@
     <w:p>
       <w:pPr>
         <w:ind w:firstLine="0"/>
-        <w:rPr>
-          <w:lang w:val="en-US"/>
-        </w:rPr>
       </w:pPr>
     </w:p>
     <w:p>
       <w:pPr>
         <w:ind w:firstLine="0"/>
-        <w:rPr>
-          <w:lang w:val="en-US"/>
-        </w:rPr>
       </w:pPr>
     </w:p>
     <w:p>
       <w:pPr>
         <w:ind w:firstLine="0"/>
-        <w:rPr>
-          <w:lang w:val="en-US"/>
-        </w:rPr>
       </w:pPr>
     </w:p>
     <w:p>
@@ -3659,6 +3591,9 @@
         </w:rPr>
       </w:pPr>
       <w:r>
+        <w:rPr>
+          <w:noProof/>
+        </w:rPr>
         <w:drawing>
           <wp:inline distT="0" distB="0" distL="0" distR="0" wp14:anchorId="15291E62" wp14:editId="2CD82784">
             <wp:extent cx="5364493" cy="3562184"/>
@@ -3675,7 +3610,7 @@
                     <pic:cNvPicPr/>
                   </pic:nvPicPr>
                   <pic:blipFill>
-                    <a:blip r:embed="rId36"/>
+                    <a:blip r:embed="rId37"/>
                     <a:stretch>
                       <a:fillRect/>
                     </a:stretch>
@@ -3715,10 +3650,7 @@
         <w:t>3</w:t>
       </w:r>
       <w:r>
-        <w:rPr>
-          <w:lang w:val="en-US"/>
-        </w:rPr>
-        <w:t>2</w:t>
+        <w:t>3</w:t>
       </w:r>
       <w:r>
         <w:t xml:space="preserve"> – Полученный результат. Тест </w:t>
@@ -3756,7 +3688,7 @@
                     <pic:cNvPicPr/>
                   </pic:nvPicPr>
                   <pic:blipFill>
-                    <a:blip r:embed="rId37"/>
+                    <a:blip r:embed="rId38"/>
                     <a:stretch>
                       <a:fillRect/>
                     </a:stretch>
@@ -3796,10 +3728,7 @@
         <w:t>3</w:t>
       </w:r>
       <w:r>
-        <w:rPr>
-          <w:lang w:val="en-US"/>
-        </w:rPr>
-        <w:t>3</w:t>
+        <w:t>4</w:t>
       </w:r>
       <w:r>
         <w:t xml:space="preserve"> – Полученный результат. Тест </w:t>
@@ -3824,6 +3753,9 @@
         </w:rPr>
       </w:pPr>
       <w:r>
+        <w:rPr>
+          <w:noProof/>
+        </w:rPr>
         <w:drawing>
           <wp:inline distT="0" distB="0" distL="0" distR="0" wp14:anchorId="53E413A9" wp14:editId="6FD31B80">
             <wp:extent cx="3972479" cy="1409897"/>
@@ -3840,7 +3772,7 @@
                     <pic:cNvPicPr/>
                   </pic:nvPicPr>
                   <pic:blipFill>
-                    <a:blip r:embed="rId38"/>
+                    <a:blip r:embed="rId39"/>
                     <a:stretch>
                       <a:fillRect/>
                     </a:stretch>
@@ -3882,52 +3814,37 @@
         <w:t>3</w:t>
       </w:r>
       <w:r>
-        <w:rPr>
-          <w:lang w:val="en-US"/>
-        </w:rPr>
+        <w:t>5</w:t>
+      </w:r>
+      <w:r>
+        <w:t xml:space="preserve"> – Полученный результат. Тест </w:t>
+      </w:r>
+      <w:r>
         <w:t>4</w:t>
       </w:r>
-      <w:r>
-        <w:t xml:space="preserve"> – Полученный результат. Тест </w:t>
-      </w:r>
-      <w:r>
-        <w:t>4</w:t>
-      </w:r>
     </w:p>
     <w:p>
       <w:pPr>
         <w:pStyle w:val="ae"/>
         <w:ind w:firstLine="0"/>
-        <w:rPr>
-          <w:lang w:val="en-US"/>
-        </w:rPr>
       </w:pPr>
     </w:p>
     <w:p>
       <w:pPr>
         <w:pStyle w:val="ae"/>
         <w:ind w:firstLine="0"/>
-        <w:rPr>
-          <w:lang w:val="en-US"/>
-        </w:rPr>
       </w:pPr>
     </w:p>
     <w:p>
       <w:pPr>
         <w:pStyle w:val="ae"/>
         <w:ind w:firstLine="0"/>
-        <w:rPr>
-          <w:lang w:val="en-US"/>
-        </w:rPr>
       </w:pPr>
     </w:p>
     <w:p>
       <w:pPr>
         <w:pStyle w:val="ae"/>
         <w:ind w:firstLine="0"/>
-        <w:rPr>
-          <w:lang w:val="en-US"/>
-        </w:rPr>
       </w:pPr>
     </w:p>
     <w:p>
@@ -3961,11 +3878,7 @@
         <w:pStyle w:val="ae"/>
       </w:pPr>
       <w:r>
-        <w:t xml:space="preserve">Тестовая </w:t>
-      </w:r>
-      <w:proofErr w:type="gramStart"/>
-      <w:r>
-        <w:t xml:space="preserve">ситуация: </w:t>
+        <w:t xml:space="preserve">Тестовая ситуация: </w:t>
       </w:r>
       <w:r>
         <w:t xml:space="preserve"> </w:t>
@@ -3976,7 +3889,6 @@
         </w:rPr>
         <w:t>p</w:t>
       </w:r>
-      <w:proofErr w:type="gramEnd"/>
       <w:r>
         <w:t xml:space="preserve"> </w:t>
       </w:r>
@@ -4005,15 +3917,7 @@
         <w:t>mod</w:t>
       </w:r>
       <w:r>
-        <w:t xml:space="preserve"> </w:t>
-      </w:r>
-      <w:proofErr w:type="gramStart"/>
-      <w:r>
-        <w:t>4 !</w:t>
-      </w:r>
-      <w:proofErr w:type="gramEnd"/>
-      <w:r>
-        <w:t>=3.</w:t>
+        <w:t xml:space="preserve"> 4 !=3.</w:t>
       </w:r>
     </w:p>
     <w:p>
@@ -4057,7 +3961,7 @@
                     <pic:cNvPicPr/>
                   </pic:nvPicPr>
                   <pic:blipFill>
-                    <a:blip r:embed="rId39"/>
+                    <a:blip r:embed="rId40"/>
                     <a:stretch>
                       <a:fillRect/>
                     </a:stretch>
@@ -4103,23 +4007,20 @@
         <w:t>3</w:t>
       </w:r>
       <w:r>
-        <w:rPr>
-          <w:lang w:val="en-US"/>
-        </w:rPr>
+        <w:t>6</w:t>
+      </w:r>
+      <w:r>
+        <w:t xml:space="preserve"> – </w:t>
+      </w:r>
+      <w:r>
+        <w:t>Исходные данные</w:t>
+      </w:r>
+      <w:r>
+        <w:t xml:space="preserve">. Тест </w:t>
+      </w:r>
+      <w:r>
         <w:t>5</w:t>
       </w:r>
-      <w:r>
-        <w:t xml:space="preserve"> – </w:t>
-      </w:r>
-      <w:r>
-        <w:t>Исходные данные</w:t>
-      </w:r>
-      <w:r>
-        <w:t xml:space="preserve">. Тест </w:t>
-      </w:r>
-      <w:r>
-        <w:t>5</w:t>
-      </w:r>
     </w:p>
     <w:p>
       <w:pPr>
@@ -4153,6 +4054,9 @@
         <w:jc w:val="center"/>
       </w:pPr>
       <w:r>
+        <w:rPr>
+          <w:noProof/>
+        </w:rPr>
         <w:drawing>
           <wp:inline distT="0" distB="0" distL="0" distR="0" wp14:anchorId="7338550F" wp14:editId="532414AA">
             <wp:extent cx="3038899" cy="1838582"/>
@@ -4169,7 +4073,7 @@
                     <pic:cNvPicPr/>
                   </pic:nvPicPr>
                   <pic:blipFill>
-                    <a:blip r:embed="rId40"/>
+                    <a:blip r:embed="rId41"/>
                     <a:stretch>
                       <a:fillRect/>
                     </a:stretch>
@@ -4199,9 +4103,6 @@
     <w:p>
       <w:pPr>
         <w:pStyle w:val="af1"/>
-        <w:rPr>
-          <w:lang w:val="en-US"/>
-        </w:rPr>
       </w:pPr>
       <w:r>
         <w:t xml:space="preserve">Рисунок </w:t>
@@ -4210,46 +4111,33 @@
         <w:t>3</w:t>
       </w:r>
       <w:r>
-        <w:rPr>
-          <w:lang w:val="en-US"/>
-        </w:rPr>
+        <w:t>7</w:t>
+      </w:r>
+      <w:r>
+        <w:t xml:space="preserve"> – Полученный результат. Тест </w:t>
+      </w:r>
+      <w:r>
+        <w:t>5</w:t>
+      </w:r>
+    </w:p>
+    <w:p/>
+    <w:p>
+      <w:pPr>
+        <w:pStyle w:val="ad"/>
+      </w:pPr>
+      <w:r>
+        <w:t xml:space="preserve">Тест </w:t>
+      </w:r>
+      <w:r>
         <w:t>6</w:t>
       </w:r>
-      <w:r>
-        <w:t xml:space="preserve"> – Полученный результат. Тест </w:t>
-      </w:r>
-      <w:r>
-        <w:t>5</w:t>
-      </w:r>
-    </w:p>
-    <w:p>
-      <w:pPr>
-        <w:rPr>
-          <w:lang w:val="en-US"/>
-        </w:rPr>
-      </w:pPr>
-    </w:p>
-    <w:p>
-      <w:pPr>
-        <w:pStyle w:val="ad"/>
-      </w:pPr>
-      <w:r>
-        <w:t xml:space="preserve">Тест </w:t>
-      </w:r>
-      <w:r>
-        <w:t>6</w:t>
-      </w:r>
-    </w:p>
-    <w:p>
-      <w:pPr>
-        <w:pStyle w:val="ae"/>
-      </w:pPr>
-      <w:r>
-        <w:t xml:space="preserve">Тестовая </w:t>
-      </w:r>
-      <w:proofErr w:type="gramStart"/>
-      <w:r>
-        <w:t xml:space="preserve">ситуация: </w:t>
+    </w:p>
+    <w:p>
+      <w:pPr>
+        <w:pStyle w:val="ae"/>
+      </w:pPr>
+      <w:r>
+        <w:t xml:space="preserve">Тестовая ситуация: </w:t>
       </w:r>
       <w:r>
         <w:t xml:space="preserve"> </w:t>
@@ -4260,7 +4148,6 @@
         </w:rPr>
         <w:t>p</w:t>
       </w:r>
-      <w:proofErr w:type="gramEnd"/>
       <w:r>
         <w:t xml:space="preserve"> </w:t>
       </w:r>
@@ -4277,7 +4164,13 @@
         <w:t xml:space="preserve">, </w:t>
       </w:r>
       <w:r>
-        <w:t>но</w:t>
+        <w:t xml:space="preserve">но </w:t>
+      </w:r>
+      <w:r>
+        <w:rPr>
+          <w:lang w:val="en-US"/>
+        </w:rPr>
+        <w:t>p</w:t>
       </w:r>
       <w:r>
         <w:t xml:space="preserve"> </w:t>
@@ -4286,27 +4179,10 @@
         <w:rPr>
           <w:lang w:val="en-US"/>
         </w:rPr>
-        <w:t>p</w:t>
-      </w:r>
-      <w:r>
-        <w:t xml:space="preserve"> </w:t>
-      </w:r>
-      <w:r>
-        <w:rPr>
-          <w:lang w:val="en-US"/>
-        </w:rPr>
         <w:t>mod</w:t>
       </w:r>
       <w:r>
-        <w:t xml:space="preserve"> </w:t>
-      </w:r>
-      <w:proofErr w:type="gramStart"/>
-      <w:r>
-        <w:t>4 !</w:t>
-      </w:r>
-      <w:proofErr w:type="gramEnd"/>
-      <w:r>
-        <w:t>=3.</w:t>
+        <w:t xml:space="preserve"> 4 !=3.</w:t>
       </w:r>
     </w:p>
     <w:p>
@@ -4341,21 +4217,7 @@
         <w:rPr>
           <w:lang w:val="en-US"/>
         </w:rPr>
-        <w:t xml:space="preserve">mod 4 = </w:t>
-      </w:r>
-      <w:proofErr w:type="gramStart"/>
-      <w:r>
-        <w:rPr>
-          <w:lang w:val="en-US"/>
-        </w:rPr>
-        <w:t>1 !</w:t>
-      </w:r>
-      <w:proofErr w:type="gramEnd"/>
-      <w:r>
-        <w:rPr>
-          <w:lang w:val="en-US"/>
-        </w:rPr>
-        <w:t>= 3</w:t>
+        <w:t>mod 4 = 1 != 3</w:t>
       </w:r>
     </w:p>
     <w:p>
@@ -4391,7 +4253,7 @@
                     <pic:cNvPicPr/>
                   </pic:nvPicPr>
                   <pic:blipFill>
-                    <a:blip r:embed="rId41"/>
+                    <a:blip r:embed="rId42"/>
                     <a:stretch>
                       <a:fillRect/>
                     </a:stretch>
@@ -4428,7 +4290,6 @@
         <w:rPr>
           <w:i/>
           <w:iCs/>
-          <w:lang w:val="en-US"/>
         </w:rPr>
       </w:pPr>
       <w:r>
@@ -4438,10 +4299,7 @@
         <w:t>3</w:t>
       </w:r>
       <w:r>
-        <w:rPr>
-          <w:lang w:val="en-US"/>
-        </w:rPr>
-        <w:t>7</w:t>
+        <w:t>8</w:t>
       </w:r>
       <w:r>
         <w:t xml:space="preserve"> – </w:t>
@@ -4453,9 +4311,6 @@
         <w:t xml:space="preserve">. Тест </w:t>
       </w:r>
       <w:r>
-        <w:rPr>
-          <w:lang w:val="en-US"/>
-        </w:rPr>
         <w:t>6</w:t>
       </w:r>
     </w:p>
@@ -4527,6 +4382,9 @@
         <w:jc w:val="center"/>
       </w:pPr>
       <w:r>
+        <w:rPr>
+          <w:noProof/>
+        </w:rPr>
         <w:drawing>
           <wp:inline distT="0" distB="0" distL="0" distR="0" wp14:anchorId="093A6711" wp14:editId="2090B36C">
             <wp:extent cx="1924319" cy="1924319"/>
@@ -4543,7 +4401,7 @@
                     <pic:cNvPicPr/>
                   </pic:nvPicPr>
                   <pic:blipFill>
-                    <a:blip r:embed="rId42"/>
+                    <a:blip r:embed="rId43"/>
                     <a:stretch>
                       <a:fillRect/>
                     </a:stretch>
@@ -4573,9 +4431,6 @@
     <w:p>
       <w:pPr>
         <w:pStyle w:val="af1"/>
-        <w:rPr>
-          <w:lang w:val="en-US"/>
-        </w:rPr>
       </w:pPr>
       <w:r>
         <w:t xml:space="preserve">Рисунок </w:t>
@@ -4584,18 +4439,12 @@
         <w:t>3</w:t>
       </w:r>
       <w:r>
-        <w:rPr>
-          <w:lang w:val="en-US"/>
-        </w:rPr>
-        <w:t>8</w:t>
+        <w:t>9</w:t>
       </w:r>
       <w:r>
         <w:t xml:space="preserve"> – Полученный результат. Тест </w:t>
       </w:r>
       <w:r>
-        <w:rPr>
-          <w:lang w:val="en-US"/>
-        </w:rPr>
         <w:t>6</w:t>
       </w:r>
     </w:p>
@@ -4616,11 +4465,7 @@
         <w:pStyle w:val="ae"/>
       </w:pPr>
       <w:r>
-        <w:t xml:space="preserve">Тестовая </w:t>
-      </w:r>
-      <w:proofErr w:type="gramStart"/>
-      <w:r>
-        <w:t xml:space="preserve">ситуация: </w:t>
+        <w:t xml:space="preserve">Тестовая ситуация: </w:t>
       </w:r>
       <w:r>
         <w:t xml:space="preserve"> </w:t>
@@ -4631,7 +4476,6 @@
         </w:rPr>
         <w:t>q</w:t>
       </w:r>
-      <w:proofErr w:type="gramEnd"/>
       <w:r>
         <w:t xml:space="preserve"> </w:t>
       </w:r>
@@ -4660,15 +4504,7 @@
         <w:t>mod</w:t>
       </w:r>
       <w:r>
-        <w:t xml:space="preserve"> </w:t>
-      </w:r>
-      <w:proofErr w:type="gramStart"/>
-      <w:r>
-        <w:t>4 !</w:t>
-      </w:r>
-      <w:proofErr w:type="gramEnd"/>
-      <w:r>
-        <w:t>=3.</w:t>
+        <w:t xml:space="preserve"> 4 !=3.</w:t>
       </w:r>
     </w:p>
     <w:p>
@@ -4723,7 +4559,7 @@
                     <pic:cNvPicPr/>
                   </pic:nvPicPr>
                   <pic:blipFill>
-                    <a:blip r:embed="rId43"/>
+                    <a:blip r:embed="rId44"/>
                     <a:stretch>
                       <a:fillRect/>
                     </a:stretch>
@@ -4760,20 +4596,13 @@
         <w:rPr>
           <w:i/>
           <w:iCs/>
-          <w:lang w:val="en-US"/>
         </w:rPr>
       </w:pPr>
       <w:r>
         <w:t xml:space="preserve">Рисунок </w:t>
       </w:r>
       <w:r>
-        <w:t>3</w:t>
-      </w:r>
-      <w:r>
-        <w:rPr>
-          <w:lang w:val="en-US"/>
-        </w:rPr>
-        <w:t>9</w:t>
+        <w:t>40</w:t>
       </w:r>
       <w:r>
         <w:t xml:space="preserve"> – </w:t>
@@ -4785,9 +4614,6 @@
         <w:t xml:space="preserve">. Тест </w:t>
       </w:r>
       <w:r>
-        <w:rPr>
-          <w:lang w:val="en-US"/>
-        </w:rPr>
         <w:t>7</w:t>
       </w:r>
     </w:p>
@@ -4795,9 +4621,6 @@
       <w:pPr>
         <w:pStyle w:val="ae"/>
         <w:ind w:firstLine="0"/>
-        <w:rPr>
-          <w:lang w:val="en-US"/>
-        </w:rPr>
       </w:pPr>
     </w:p>
     <w:p>
@@ -4820,6 +4643,9 @@
         <w:jc w:val="center"/>
       </w:pPr>
       <w:r>
+        <w:rPr>
+          <w:noProof/>
+        </w:rPr>
         <w:drawing>
           <wp:inline distT="0" distB="0" distL="0" distR="0" wp14:anchorId="3FD84C5D" wp14:editId="23ADCE6F">
             <wp:extent cx="2674902" cy="1598212"/>
@@ -4836,7 +4662,7 @@
                     <pic:cNvPicPr/>
                   </pic:nvPicPr>
                   <pic:blipFill>
-                    <a:blip r:embed="rId44"/>
+                    <a:blip r:embed="rId45"/>
                     <a:stretch>
                       <a:fillRect/>
                     </a:stretch>
@@ -4871,10 +4697,10 @@
         <w:t xml:space="preserve">Рисунок </w:t>
       </w:r>
       <w:r>
-        <w:rPr>
-          <w:lang w:val="en-US"/>
-        </w:rPr>
-        <w:t>40</w:t>
+        <w:t>4</w:t>
+      </w:r>
+      <w:r>
+        <w:t>1</w:t>
       </w:r>
       <w:r>
         <w:t xml:space="preserve"> – Полученный результат. Тест </w:t>
@@ -4883,41 +4709,11 @@
         <w:t>7</w:t>
       </w:r>
     </w:p>
-    <w:p>
-      <w:pPr>
-        <w:rPr>
-          <w:lang w:val="en-US"/>
-        </w:rPr>
-      </w:pPr>
-    </w:p>
-    <w:p>
-      <w:pPr>
-        <w:rPr>
-          <w:lang w:val="en-US"/>
-        </w:rPr>
-      </w:pPr>
-    </w:p>
-    <w:p>
-      <w:pPr>
-        <w:rPr>
-          <w:lang w:val="en-US"/>
-        </w:rPr>
-      </w:pPr>
-    </w:p>
-    <w:p>
-      <w:pPr>
-        <w:rPr>
-          <w:lang w:val="en-US"/>
-        </w:rPr>
-      </w:pPr>
-    </w:p>
-    <w:p>
-      <w:pPr>
-        <w:rPr>
-          <w:lang w:val="en-US"/>
-        </w:rPr>
-      </w:pPr>
-    </w:p>
+    <w:p/>
+    <w:p/>
+    <w:p/>
+    <w:p/>
+    <w:p/>
     <w:p>
       <w:pPr>
         <w:pStyle w:val="ad"/>
@@ -4935,11 +4731,7 @@
         <w:pStyle w:val="ae"/>
       </w:pPr>
       <w:r>
-        <w:t xml:space="preserve">Тестовая </w:t>
-      </w:r>
-      <w:proofErr w:type="gramStart"/>
-      <w:r>
-        <w:t xml:space="preserve">ситуация: </w:t>
+        <w:t xml:space="preserve">Тестовая ситуация: </w:t>
       </w:r>
       <w:r>
         <w:t xml:space="preserve"> </w:t>
@@ -4950,12 +4742,14 @@
         </w:rPr>
         <w:t>b</w:t>
       </w:r>
-      <w:proofErr w:type="gramEnd"/>
-      <w:r>
-        <w:rPr>
-          <w:lang w:val="en-US"/>
-        </w:rPr>
-        <w:t xml:space="preserve"> &gt; n</w:t>
+      <w:r>
+        <w:t xml:space="preserve"> &gt; </w:t>
+      </w:r>
+      <w:r>
+        <w:rPr>
+          <w:lang w:val="en-US"/>
+        </w:rPr>
+        <w:t>n</w:t>
       </w:r>
       <w:r>
         <w:t>.</w:t>
@@ -5002,7 +4796,7 @@
                     <pic:cNvPicPr/>
                   </pic:nvPicPr>
                   <pic:blipFill>
-                    <a:blip r:embed="rId45"/>
+                    <a:blip r:embed="rId46"/>
                     <a:stretch>
                       <a:fillRect/>
                     </a:stretch>
@@ -5039,17 +4833,16 @@
         <w:rPr>
           <w:i/>
           <w:iCs/>
-          <w:lang w:val="en-US"/>
         </w:rPr>
       </w:pPr>
       <w:r>
         <w:t xml:space="preserve">Рисунок </w:t>
       </w:r>
       <w:r>
-        <w:rPr>
-          <w:lang w:val="en-US"/>
-        </w:rPr>
-        <w:t>41</w:t>
+        <w:t>4</w:t>
+      </w:r>
+      <w:r>
+        <w:t>2</w:t>
       </w:r>
       <w:r>
         <w:t xml:space="preserve"> – </w:t>
@@ -5061,9 +4854,6 @@
         <w:t xml:space="preserve">. Тест </w:t>
       </w:r>
       <w:r>
-        <w:rPr>
-          <w:lang w:val="en-US"/>
-        </w:rPr>
         <w:t>8</w:t>
       </w:r>
     </w:p>
@@ -5099,6 +4889,9 @@
         <w:jc w:val="center"/>
       </w:pPr>
       <w:r>
+        <w:rPr>
+          <w:noProof/>
+        </w:rPr>
         <w:drawing>
           <wp:inline distT="0" distB="0" distL="0" distR="0" wp14:anchorId="73B61A0A" wp14:editId="2C11F0A3">
             <wp:extent cx="2572109" cy="1914792"/>
@@ -5115,7 +4908,7 @@
                     <pic:cNvPicPr/>
                   </pic:nvPicPr>
                   <pic:blipFill>
-                    <a:blip r:embed="rId46"/>
+                    <a:blip r:embed="rId47"/>
                     <a:stretch>
                       <a:fillRect/>
                     </a:stretch>
@@ -5156,10 +4949,7 @@
         <w:t>4</w:t>
       </w:r>
       <w:r>
-        <w:rPr>
-          <w:lang w:val="en-US"/>
-        </w:rPr>
-        <w:t>2</w:t>
+        <w:t>3</w:t>
       </w:r>
       <w:r>
         <w:t xml:space="preserve"> – Полученный результат. Тест </w:t>
@@ -6108,6 +5898,7 @@
   <w:style w:type="character" w:default="1" w:styleId="a0">
     <w:name w:val="Default Paragraph Font"/>
     <w:uiPriority w:val="1"/>
+    <w:semiHidden/>
     <w:unhideWhenUsed/>
   </w:style>
   <w:style w:type="table" w:default="1" w:styleId="a1">
